--- a/landing-page/program-detail/girne-american-university/executive-mba/05-emba-in-renewable-energy-and-sustainability.docx
+++ b/landing-page/program-detail/girne-american-university/executive-mba/05-emba-in-renewable-energy-and-sustainability.docx
@@ -470,7 +470,7 @@
         <w:pStyle w:val="ListNumber"/>
       </w:pPr>
       <w:r>
-        <w:t>Navigate the policy frameworks that shape energy investment decisions</w:t>
+        <w:t>Work through the policy frameworks that shape energy investment decisions</w:t>
       </w:r>
     </w:p>
     <w:p>
@@ -478,7 +478,7 @@
         <w:pStyle w:val="ListNumber"/>
       </w:pPr>
       <w:r>
-        <w:t>Manage organizations through business-model change, which is what the transition actually is</w:t>
+        <w:t>Manage organisations through business-model change, which is what the transition actually is</w:t>
       </w:r>
     </w:p>
     <w:p>
@@ -699,7 +699,7 @@
         <w:pStyle w:val="ListBullet"/>
       </w:pPr>
       <w:r>
-        <w:t>A supervised investigation of an energy or sustainability question, often drawn from the participant's own organization</w:t>
+        <w:t>A supervised investigation of an energy or sustainability question, often drawn from the participant's own organisation</w:t>
       </w:r>
     </w:p>
     <w:p>
@@ -953,7 +953,7 @@
     </w:p>
     <w:p>
       <w:r>
-        <w:t>Taggd's 2026 GCC study reports nine in ten employers struggling to find qualified candidates, and sustainability leadership is among the newest and thinnest benches.</w:t>
+        <w:t>Across the Gulf, employers keep reporting shortages of qualified candidates, and sustainability leadership is among the newest and thinnest benches.</w:t>
       </w:r>
     </w:p>
     <w:p>

--- a/landing-page/program-detail/girne-american-university/executive-mba/05-emba-in-renewable-energy-and-sustainability.docx
+++ b/landing-page/program-detail/girne-american-university/executive-mba/05-emba-in-renewable-energy-and-sustainability.docx
@@ -38,7 +38,7 @@
         <w:t xml:space="preserve">Meta Description: </w:t>
       </w:r>
       <w:r>
-        <w:t>12 to 18-month Executive MBA in Renewable Energy and Sustainability from Girne American University. Online senior cohort, AED instalments. Enquire now.</w:t>
+        <w:t>12 to 18-month Executive MBA in Renewable Energy and Sustainability from Girne American University. Online senior cohort, AED installments. Enquire now.</w:t>
       </w:r>
     </w:p>
     <w:p>
@@ -126,7 +126,7 @@
         <w:pStyle w:val="Heading2"/>
       </w:pPr>
       <w:r>
-        <w:t>Programme at a Glance</w:t>
+        <w:t>Program At A Glance</w:t>
       </w:r>
     </w:p>
     <w:tbl>
@@ -331,7 +331,7 @@
         <w:pStyle w:val="Heading2"/>
       </w:pPr>
       <w:r>
-        <w:t>Programme Overview</w:t>
+        <w:t>Program Overview</w:t>
       </w:r>
     </w:p>
     <w:p>
@@ -349,7 +349,7 @@
         <w:pStyle w:val="Heading2"/>
       </w:pPr>
       <w:r>
-        <w:t>Why Choose This Programme</w:t>
+        <w:t>Why Choose This Program</w:t>
       </w:r>
     </w:p>
     <w:p>
@@ -383,12 +383,12 @@
         <w:rPr>
           <w:b/>
         </w:rPr>
-        <w:t>Eighteen months at the outside</w:t>
+        <w:t>18 months at the outside</w:t>
       </w:r>
     </w:p>
     <w:p>
       <w:r>
-        <w:t>Energy executives do not get sabbaticals. Twelve to eighteen months, executive-scheduled, is the realistic version.</w:t>
+        <w:t>Energy executives do not get sabbaticals. 12 to 18 months, executive-scheduled, is the realistic version.</w:t>
       </w:r>
     </w:p>
     <w:p>
@@ -409,12 +409,12 @@
         <w:rPr>
           <w:b/>
         </w:rPr>
-        <w:t>Instalments in dirhams</w:t>
+        <w:t>Installments in dirhams</w:t>
       </w:r>
     </w:p>
     <w:p>
       <w:r>
-        <w:t>Monthly AED payments, interest-free, agreed in writing before the programme starts.</w:t>
+        <w:t>Monthly AED payments, interest-free, agreed in writing before the program starts.</w:t>
       </w:r>
     </w:p>
     <w:p>
@@ -478,7 +478,7 @@
         <w:pStyle w:val="ListNumber"/>
       </w:pPr>
       <w:r>
-        <w:t>Manage organisations through business-model change, which is what the transition actually is</w:t>
+        <w:t>Manage organizations through business-model change, which is what the transition actually is</w:t>
       </w:r>
     </w:p>
     <w:p>
@@ -494,7 +494,7 @@
         <w:pStyle w:val="ListNumber"/>
       </w:pPr>
       <w:r>
-        <w:t>Lead cross-functional transition programmes across engineering, finance, and government affairs</w:t>
+        <w:t>Lead cross-functional transition programs across engineering, finance, and government affairs</w:t>
       </w:r>
     </w:p>
     <w:p>
@@ -606,7 +606,7 @@
         <w:pStyle w:val="Heading2"/>
       </w:pPr>
       <w:r>
-        <w:t>Programme Structure</w:t>
+        <w:t>Program Structure</w:t>
       </w:r>
     </w:p>
     <w:p>
@@ -699,7 +699,7 @@
         <w:pStyle w:val="ListBullet"/>
       </w:pPr>
       <w:r>
-        <w:t>A supervised investigation of an energy or sustainability question, often drawn from the participant's own organisation</w:t>
+        <w:t>A supervised investigation of an energy or sustainability question, often drawn from the participant's own organization</w:t>
       </w:r>
     </w:p>
     <w:p>
@@ -745,7 +745,7 @@
               <w:rPr>
                 <w:sz w:val="20"/>
               </w:rPr>
-              <w:t>One success coach from enrolment to graduation</w:t>
+              <w:t>One success coach from enrollment to graduation</w:t>
             </w:r>
           </w:p>
         </w:tc>
@@ -819,7 +819,7 @@
                 <w:b/>
                 <w:sz w:val="20"/>
               </w:rPr>
-              <w:t>Affordable instalments</w:t>
+              <w:t>Affordable installments</w:t>
             </w:r>
           </w:p>
         </w:tc>
@@ -890,7 +890,7 @@
               <w:rPr>
                 <w:sz w:val="20"/>
               </w:rPr>
-              <w:t>Enrolment done with you, one step at a time</w:t>
+              <w:t>Enrollment done with you, one step at a time</w:t>
             </w:r>
           </w:p>
         </w:tc>
@@ -961,7 +961,7 @@
         <w:rPr>
           <w:b/>
         </w:rPr>
-        <w:t>Eighteen months suits project calendars</w:t>
+        <w:t>18 months suits project calendars</w:t>
       </w:r>
     </w:p>
     <w:p>
@@ -1070,7 +1070,7 @@
                 <w:b/>
                 <w:sz w:val="20"/>
               </w:rPr>
-              <w:t>Monthly Instalments</w:t>
+              <w:t>Monthly Installments</w:t>
             </w:r>
           </w:p>
         </w:tc>
@@ -1155,7 +1155,7 @@
         <w:t xml:space="preserve">Request the fee structure: </w:t>
       </w:r>
       <w:r>
-        <w:t>Fees depend on the intake and your admission profile, so no fixed figure sits here. Admissions sends the personal breakdown in writing, free and without obligation. Across our Master's programmes, totals usually land between AED 16,000 and 40,000.</w:t>
+        <w:t>Fees depend on the intake and your admission profile, so no fixed figure sits here. Admissions sends the personal breakdown in writing, free and without obligation. Across our Master's programs, totals usually land between AED 16,000 and 40,000.</w:t>
       </w:r>
     </w:p>
     <w:sectPr>
